--- a/zht/docx/242.content.docx
+++ b/zht/docx/242.content.docx
@@ -373,18 +373,12 @@
           <w:lang w:val="zh_TW" w:bidi="zh_TW"/>
         </w:rPr>
       </w:r>
-      <w:hyperlink r:id="rId13">
-        <w:r>
-          <w:rPr>
-            <w:lang w:val="zh_TW" w:bidi="zh_TW"/>
-          </w:rPr>
-          <w:rPr>
-            <w:color w:val="0000EE"/>
-            <w:u w:val="single"/>
-          </w:rPr>
-          <w:t>帖撒羅尼迦前書5:19</w:t>
-        </w:r>
-      </w:hyperlink>
+      <w:r>
+        <w:rPr>
+          <w:lang w:val="zh_TW" w:bidi="zh_TW"/>
+        </w:rPr>
+        <w:t>帖撒羅尼迦前書5:19</w:t>
+      </w:r>
     </w:p>
     <w:p>
       <w:pPr>
@@ -397,18 +391,12 @@
           <w:lang w:val="zh_TW" w:bidi="zh_TW"/>
         </w:rPr>
       </w:r>
-      <w:hyperlink r:id="rId14">
-        <w:r>
-          <w:rPr>
-            <w:lang w:val="zh_TW" w:bidi="zh_TW"/>
-          </w:rPr>
-          <w:rPr>
-            <w:color w:val="0000EE"/>
-            <w:u w:val="single"/>
-          </w:rPr>
-          <w:t>以西結書20:47</w:t>
-        </w:r>
-      </w:hyperlink>
+      <w:r>
+        <w:rPr>
+          <w:lang w:val="zh_TW" w:bidi="zh_TW"/>
+        </w:rPr>
+        <w:t>以西結書20:47</w:t>
+      </w:r>
     </w:p>
     <w:p>
       <w:pPr>
@@ -421,18 +409,12 @@
           <w:lang w:val="zh_TW" w:bidi="zh_TW"/>
         </w:rPr>
       </w:r>
-      <w:hyperlink r:id="rId15">
-        <w:r>
-          <w:rPr>
-            <w:lang w:val="zh_TW" w:bidi="zh_TW"/>
-          </w:rPr>
-          <w:rPr>
-            <w:color w:val="0000EE"/>
-            <w:u w:val="single"/>
-          </w:rPr>
-          <w:t>以賽亞書1:31</w:t>
-        </w:r>
-      </w:hyperlink>
+      <w:r>
+        <w:rPr>
+          <w:lang w:val="zh_TW" w:bidi="zh_TW"/>
+        </w:rPr>
+        <w:t>以賽亞書1:31</w:t>
+      </w:r>
     </w:p>
     <w:p>
       <w:pPr>
@@ -445,18 +427,12 @@
           <w:lang w:val="zh_TW" w:bidi="zh_TW"/>
         </w:rPr>
       </w:r>
-      <w:hyperlink r:id="rId16">
-        <w:r>
-          <w:rPr>
-            <w:lang w:val="zh_TW" w:bidi="zh_TW"/>
-          </w:rPr>
-          <w:rPr>
-            <w:color w:val="0000EE"/>
-            <w:u w:val="single"/>
-          </w:rPr>
-          <w:t>耶利米書21:12</w:t>
-        </w:r>
-      </w:hyperlink>
+      <w:r>
+        <w:rPr>
+          <w:lang w:val="zh_TW" w:bidi="zh_TW"/>
+        </w:rPr>
+        <w:t>耶利米書21:12</w:t>
+      </w:r>
     </w:p>
     <w:p>
       <w:pPr>

--- a/zht/docx/242.content.docx
+++ b/zht/docx/242.content.docx
@@ -324,19 +324,7 @@
         <w:rPr>
           <w:lang w:val="zh_TW" w:bidi="zh_TW"/>
         </w:rPr>
-        <w:t>、</w:t>
-      </w:r>
-      <w:r>
-        <w:rPr>
-          <w:lang w:val="zh_TW" w:bidi="zh_TW"/>
-        </w:rPr>
-        <w:t>恩賜</w:t>
-      </w:r>
-      <w:r>
-        <w:rPr>
-          <w:lang w:val="zh_TW" w:bidi="zh_TW"/>
-        </w:rPr>
-        <w:t>、</w:t>
+        <w:t>、恩賜、</w:t>
       </w:r>
       <w:r>
         <w:rPr>
